--- a/testkit/parity/pdfium/02_research_paper.docx
+++ b/testkit/parity/pdfium/02_research_paper.docx
@@ -40,7 +40,7 @@
     </w:p>
     <w:p>
       <w:pPr>
-        <w:spacing w:before="184" w:after="0" w:lineRule="exact" w:line="290"/>
+        <w:spacing w:before="220" w:after="0" w:lineRule="exact" w:line="256"/>
         <w:jc w:val="center"/>
       </w:pPr>
       <w:r>
@@ -51,8 +51,14 @@
           <w:color w:val="1F2937"/>
           <w:sz w:val="22"/>
         </w:rPr>
-        <w:t xml:space="preserve">Priya Raman Diego Álvarez Hannah Cole </w:t>
+        <w:t>Priya Raman Diego Álvarez Hannah Cole</w:t>
       </w:r>
+    </w:p>
+    <w:p>
+      <w:pPr>
+        <w:spacing w:before="64" w:after="0" w:lineRule="exact" w:line="220"/>
+        <w:jc w:val="center"/>
+      </w:pPr>
       <w:r>
         <w:rPr>
           <w:rFonts w:ascii="Times New Roman" w:hAnsi="Times New Roman" w:cs="Times New Roman" w:eastAsia="Times New Roman"/>
@@ -66,7 +72,7 @@
     </w:p>
     <w:p>
       <w:pPr>
-        <w:spacing w:before="0" w:after="0" w:lineRule="exact" w:line="1576"/>
+        <w:spacing w:before="0" w:after="0" w:lineRule="exact" w:line="1582"/>
       </w:pPr>
       <w:r>
         <w:rPr>
